--- a/4. RESULTADOS/Reconciliacion/T02_descomposicion_brecha.docx
+++ b/4. RESULTADOS/Reconciliacion/T02_descomposicion_brecha.docx
@@ -25,7 +25,7 @@
         <w:ind w:left="60" w:right="60" w:firstLine="0" w:firstLineChars="0"/>
       </w:pPr>
       <w:r>
-        <w:t xml:space="preserve">Tabla 2. De la especificación del póster a la del script 03, un cambio a la vez</w:t>
+        <w:t xml:space="preserve">Tabla 2. De la especificación del póster a la de 03_primer_eslabon_medidas.R, un cambio a la vez</w:t>
       </w:r>
     </w:p>
     <w:tbl xmlns:a="http://schemas.openxmlformats.org/drawingml/2006/main" xmlns:pic="http://schemas.openxmlformats.org/drawingml/2006/picture">
@@ -35,7 +35,7 @@
         <w:tblLook w:firstRow="1" w:lastRow="0" w:firstColumn="0" w:lastColumn="0" w:noHBand="0" w:noVBand="1"/>
       </w:tblPr>
       <w:tblGrid>
-        <w:gridCol w:w="5235"/>
+        <w:gridCol w:w="5461"/>
         <w:gridCol w:w="1462"/>
         <w:gridCol w:w="1854"/>
         <w:gridCol w:w="1132"/>
@@ -656,7 +656,7 @@
                 <w:szCs w:val="22"/>
                 <w:color w:val="000000"/>
               </w:rPr>
-              <w:t xml:space="preserve">-0.0102</w:t>
+              <w:t xml:space="preserve">-0.0089</w:t>
             </w:r>
           </w:p>
         </w:tc>
@@ -766,7 +766,7 @@
                 <w:szCs w:val="22"/>
                 <w:color w:val="000000"/>
               </w:rPr>
-              <w:t xml:space="preserve">0.0106</w:t>
+              <w:t xml:space="preserve">0.0269</w:t>
             </w:r>
           </w:p>
         </w:tc>
@@ -821,7 +821,7 @@
                 <w:szCs w:val="22"/>
                 <w:color w:val="000000"/>
               </w:rPr>
-              <w:t xml:space="preserve">-1.0228</w:t>
+              <w:t xml:space="preserve">-0.8921</w:t>
             </w:r>
           </w:p>
         </w:tc>
@@ -876,7 +876,7 @@
                 <w:szCs w:val="22"/>
                 <w:color w:val="000000"/>
               </w:rPr>
-              <w:t xml:space="preserve">44,611</w:t>
+              <w:t xml:space="preserve">44,614</w:t>
             </w:r>
           </w:p>
         </w:tc>
@@ -1156,7 +1156,7 @@
                 <w:szCs w:val="22"/>
                 <w:color w:val="000000"/>
               </w:rPr>
-              <w:t xml:space="preserve">-0.0113</w:t>
+              <w:t xml:space="preserve">-0.0100</w:t>
             </w:r>
           </w:p>
         </w:tc>
@@ -1266,7 +1266,7 @@
                 <w:szCs w:val="22"/>
                 <w:color w:val="000000"/>
               </w:rPr>
-              <w:t xml:space="preserve">0.0044</w:t>
+              <w:t xml:space="preserve">0.0119</w:t>
             </w:r>
           </w:p>
         </w:tc>
@@ -1321,7 +1321,7 @@
                 <w:szCs w:val="22"/>
                 <w:color w:val="000000"/>
               </w:rPr>
-              <w:t xml:space="preserve">-1.1253</w:t>
+              <w:t xml:space="preserve">-0.9999</w:t>
             </w:r>
           </w:p>
         </w:tc>
@@ -1376,7 +1376,7 @@
                 <w:szCs w:val="22"/>
                 <w:color w:val="000000"/>
               </w:rPr>
-              <w:t xml:space="preserve">44,611</w:t>
+              <w:t xml:space="preserve">44,614</w:t>
             </w:r>
           </w:p>
         </w:tc>
@@ -1486,7 +1486,7 @@
                 <w:szCs w:val="22"/>
                 <w:color w:val="000000"/>
               </w:rPr>
-              <w:t xml:space="preserve">***</w:t>
+              <w:t xml:space="preserve">**</w:t>
             </w:r>
           </w:p>
         </w:tc>
@@ -1541,7 +1541,7 @@
                 <w:szCs w:val="22"/>
                 <w:color w:val="000000"/>
               </w:rPr>
-              <w:t xml:space="preserve">-0.1025</w:t>
+              <w:t xml:space="preserve">-0.1078</w:t>
             </w:r>
           </w:p>
         </w:tc>
@@ -1656,7 +1656,7 @@
                 <w:szCs w:val="22"/>
                 <w:color w:val="000000"/>
               </w:rPr>
-              <w:t xml:space="preserve">-0.0117</w:t>
+              <w:t xml:space="preserve">-0.0103</w:t>
             </w:r>
           </w:p>
         </w:tc>
@@ -1766,7 +1766,7 @@
                 <w:szCs w:val="22"/>
                 <w:color w:val="000000"/>
               </w:rPr>
-              <w:t xml:space="preserve">0.0032</w:t>
+              <w:t xml:space="preserve">0.0102</w:t>
             </w:r>
           </w:p>
         </w:tc>
@@ -1821,7 +1821,7 @@
                 <w:szCs w:val="22"/>
                 <w:color w:val="000000"/>
               </w:rPr>
-              <w:t xml:space="preserve">-1.1745</w:t>
+              <w:t xml:space="preserve">-1.0303</w:t>
             </w:r>
           </w:p>
         </w:tc>
@@ -1876,7 +1876,7 @@
                 <w:szCs w:val="22"/>
                 <w:color w:val="000000"/>
               </w:rPr>
-              <w:t xml:space="preserve">43,508</w:t>
+              <w:t xml:space="preserve">43,511</w:t>
             </w:r>
           </w:p>
         </w:tc>
@@ -1986,7 +1986,7 @@
                 <w:szCs w:val="22"/>
                 <w:color w:val="000000"/>
               </w:rPr>
-              <w:t xml:space="preserve">***</w:t>
+              <w:t xml:space="preserve">**</w:t>
             </w:r>
           </w:p>
         </w:tc>
@@ -2041,7 +2041,7 @@
                 <w:szCs w:val="22"/>
                 <w:color w:val="000000"/>
               </w:rPr>
-              <w:t xml:space="preserve">-0.0493</w:t>
+              <w:t xml:space="preserve">-0.0304</w:t>
             </w:r>
           </w:p>
         </w:tc>
@@ -2541,7 +2541,7 @@
                 <w:szCs w:val="22"/>
                 <w:color w:val="000000"/>
               </w:rPr>
-              <w:t xml:space="preserve">0.7788</w:t>
+              <w:t xml:space="preserve">0.6346</w:t>
             </w:r>
           </w:p>
         </w:tc>
@@ -2601,7 +2601,7 @@
                 <w:szCs w:val="22"/>
                 <w:color w:val="000000"/>
               </w:rPr>
-              <w:t xml:space="preserve">4. Script 03: corte transversal</w:t>
+              <w:t xml:space="preserve">4. 03_primer_eslabon_medidas.R: corte transversal</w:t>
             </w:r>
           </w:p>
         </w:tc>
@@ -2656,7 +2656,7 @@
                 <w:szCs w:val="22"/>
                 <w:color w:val="000000"/>
               </w:rPr>
-              <w:t xml:space="preserve">0.0212</w:t>
+              <w:t xml:space="preserve">0.0298</w:t>
             </w:r>
           </w:p>
         </w:tc>
@@ -2711,7 +2711,7 @@
                 <w:szCs w:val="22"/>
                 <w:color w:val="000000"/>
               </w:rPr>
-              <w:t xml:space="preserve">0.0052</w:t>
+              <w:t xml:space="preserve">0.0051</w:t>
             </w:r>
           </w:p>
         </w:tc>
@@ -2821,7 +2821,7 @@
                 <w:szCs w:val="22"/>
                 <w:color w:val="000000"/>
               </w:rPr>
-              <w:t xml:space="preserve">2.1225</w:t>
+              <w:t xml:space="preserve">2.9791</w:t>
             </w:r>
           </w:p>
         </w:tc>
@@ -2876,7 +2876,7 @@
                 <w:szCs w:val="22"/>
                 <w:color w:val="000000"/>
               </w:rPr>
-              <w:t xml:space="preserve">4,481</w:t>
+              <w:t xml:space="preserve">4,863</w:t>
             </w:r>
           </w:p>
         </w:tc>
@@ -2931,7 +2931,7 @@
                 <w:szCs w:val="22"/>
                 <w:color w:val="000000"/>
               </w:rPr>
-              <w:t xml:space="preserve">4,481</w:t>
+              <w:t xml:space="preserve">4,863</w:t>
             </w:r>
           </w:p>
         </w:tc>
@@ -3041,7 +3041,7 @@
                 <w:szCs w:val="22"/>
                 <w:color w:val="000000"/>
               </w:rPr>
-              <w:t xml:space="preserve">2.5182</w:t>
+              <w:t xml:space="preserve">3.3748</w:t>
             </w:r>
           </w:p>
         </w:tc>
